--- a/CÔNG TY TNHH MTV TIẾN VÂN/TienVan_ThanhLapMoi/Ủy Quyền_DA_DIEN.docx
+++ b/CÔNG TY TNHH MTV TIẾN VÂN/TienVan_ThanhLapMoi/Ủy Quyền_DA_DIEN.docx
@@ -97,7 +97,7 @@
         <mc:AlternateContent>
           <mc:Choice Requires="wps">
             <w:drawing>
-              <wp:anchor distT="0" distB="0" distL="114300" distR="114300" simplePos="0" relativeHeight="251659264" behindDoc="0" locked="0" layoutInCell="1" allowOverlap="1" wp14:anchorId="516DF998" wp14:editId="030D2413">
+              <wp:anchor distT="0" distB="0" distL="114300" distR="114300" simplePos="0" relativeHeight="251659264" behindDoc="0" locked="0" layoutInCell="1" allowOverlap="1" wp14:anchorId="397D60C1" wp14:editId="19F590FA">
                 <wp:simplePos x="0" y="0"/>
                 <wp:positionH relativeFrom="column">
                   <wp:posOffset>1672590</wp:posOffset>
@@ -216,12 +216,63 @@
       </w:r>
       <w:r>
         <w:rPr>
-          <w:rFonts w:ascii="Times New Roman" w:eastAsia="Times New Roman" w:hAnsi="Times New Roman" w:cs="Times New Roman"/>
+          <w:rFonts w:ascii="Times New Roman" w:hAnsi="Times New Roman" w:cs="Times New Roman"/>
           <w:iCs/>
-          <w:sz w:val="26"/>
-          <w:szCs w:val="26"/>
-        </w:rPr>
-        <w:t>ngày 13 tháng 6 năm 2026</w:t>
+          <w:color w:val="000000" w:themeColor="text1"/>
+          <w:sz w:val="26"/>
+          <w:szCs w:val="26"/>
+        </w:rPr>
+        <w:t xml:space="preserve">ngày </w:t>
+      </w:r>
+      <w:r>
+        <w:rPr>
+          <w:rFonts w:ascii="Times New Roman" w:hAnsi="Times New Roman" w:cs="Times New Roman"/>
+          <w:iCs/>
+          <w:color w:val="000000" w:themeColor="text1"/>
+          <w:sz w:val="26"/>
+          <w:szCs w:val="26"/>
+        </w:rPr>
+        <w:t>13</w:t>
+      </w:r>
+      <w:r>
+        <w:rPr>
+          <w:rFonts w:ascii="Times New Roman" w:hAnsi="Times New Roman" w:cs="Times New Roman"/>
+          <w:iCs/>
+          <w:color w:val="000000" w:themeColor="text1"/>
+          <w:sz w:val="26"/>
+          <w:szCs w:val="26"/>
+        </w:rPr>
+        <w:t xml:space="preserve"> tháng </w:t>
+      </w:r>
+      <w:r>
+        <w:rPr>
+          <w:rFonts w:ascii="Times New Roman" w:hAnsi="Times New Roman" w:cs="Times New Roman"/>
+          <w:iCs/>
+          <w:color w:val="000000" w:themeColor="text1"/>
+          <w:sz w:val="26"/>
+          <w:szCs w:val="26"/>
+        </w:rPr>
+        <w:t>6</w:t>
+      </w:r>
+      <w:r>
+        <w:rPr>
+          <w:rFonts w:ascii="Times New Roman" w:hAnsi="Times New Roman" w:cs="Times New Roman"/>
+          <w:iCs/>
+          <w:color w:val="000000" w:themeColor="text1"/>
+          <w:sz w:val="26"/>
+          <w:szCs w:val="26"/>
+        </w:rPr>
+        <w:t xml:space="preserve"> năm </w:t>
+      </w:r>
+      <w:r>
+        <w:rPr>
+          <w:rFonts w:ascii="Times New Roman" w:hAnsi="Times New Roman" w:cs="Times New Roman"/>
+          <w:iCs/>
+          <w:color w:val="000000" w:themeColor="text1"/>
+          <w:sz w:val="26"/>
+          <w:szCs w:val="26"/>
+        </w:rPr>
+        <w:t>2026</w:t>
       </w:r>
     </w:p>
     <w:p>
@@ -589,7 +640,7 @@
               <mc:AlternateContent>
                 <mc:Choice Requires="wps">
                   <w:drawing>
-                    <wp:anchor distT="0" distB="0" distL="114300" distR="114300" simplePos="0" relativeHeight="251661312" behindDoc="0" locked="0" layoutInCell="1" allowOverlap="1" wp14:anchorId="2A2D96F0" wp14:editId="32044B35">
+                    <wp:anchor distT="0" distB="0" distL="114300" distR="114300" simplePos="0" relativeHeight="251661312" behindDoc="0" locked="0" layoutInCell="1" allowOverlap="1" wp14:anchorId="7CC77785" wp14:editId="0B412C12">
                       <wp:simplePos x="0" y="0"/>
                       <wp:positionH relativeFrom="column">
                         <wp:posOffset>491490</wp:posOffset>
@@ -663,7 +714,7 @@
                 </mc:Choice>
                 <mc:Fallback>
                   <w:pict>
-                    <v:shapetype w14:anchorId="2A2D96F0" id="_x0000_t202" coordsize="21600,21600" o:spt="202" path="m,l,21600r21600,l21600,xe">
+                    <v:shapetype w14:anchorId="7CC77785" id="_x0000_t202" coordsize="21600,21600" o:spt="202" path="m,l,21600r21600,l21600,xe">
                       <v:stroke joinstyle="miter"/>
                       <v:path gradientshapeok="t" o:connecttype="rect"/>
                     </v:shapetype>
@@ -729,7 +780,7 @@
               <mc:AlternateContent>
                 <mc:Choice Requires="wps">
                   <w:drawing>
-                    <wp:anchor distT="0" distB="0" distL="114300" distR="114300" simplePos="0" relativeHeight="251663360" behindDoc="0" locked="0" layoutInCell="1" allowOverlap="1" wp14:anchorId="69C60ED0" wp14:editId="6E33243E">
+                    <wp:anchor distT="0" distB="0" distL="114300" distR="114300" simplePos="0" relativeHeight="251663360" behindDoc="0" locked="0" layoutInCell="1" allowOverlap="1" wp14:anchorId="5E4460AA" wp14:editId="003D4775">
                       <wp:simplePos x="0" y="0"/>
                       <wp:positionH relativeFrom="column">
                         <wp:posOffset>-8255</wp:posOffset>
@@ -792,7 +843,7 @@
                 </mc:Choice>
                 <mc:Fallback>
                   <w:pict>
-                    <v:shape w14:anchorId="69C60ED0" id="Text Box 35" o:spid="_x0000_s1027" type="#_x0000_t202" style="position:absolute;margin-left:-.65pt;margin-top:.8pt;width:18.75pt;height:19.5pt;z-index:251663360;visibility:visible;mso-wrap-style:square;mso-width-percent:0;mso-height-percent:0;mso-wrap-distance-left:9pt;mso-wrap-distance-top:0;mso-wrap-distance-right:9pt;mso-wrap-distance-bottom:0;mso-position-horizontal:absolute;mso-position-horizontal-relative:text;mso-position-vertical:absolute;mso-position-vertical-relative:text;mso-width-percent:0;mso-height-percent:0;mso-width-relative:margin;mso-height-relative:margin;v-text-anchor:top" o:gfxdata="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" fillcolor="white [3201]" strokeweight=".5pt">
+                    <v:shape w14:anchorId="5E4460AA" id="Text Box 35" o:spid="_x0000_s1027" type="#_x0000_t202" style="position:absolute;margin-left:-.65pt;margin-top:.8pt;width:18.75pt;height:19.5pt;z-index:251663360;visibility:visible;mso-wrap-style:square;mso-width-percent:0;mso-height-percent:0;mso-wrap-distance-left:9pt;mso-wrap-distance-top:0;mso-wrap-distance-right:9pt;mso-wrap-distance-bottom:0;mso-position-horizontal:absolute;mso-position-horizontal-relative:text;mso-position-vertical:absolute;mso-position-vertical-relative:text;mso-width-percent:0;mso-height-percent:0;mso-width-relative:margin;mso-height-relative:margin;v-text-anchor:top" o:gfxdata="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" fillcolor="white [3201]" strokeweight=".5pt">
                       <v:textbox>
                         <w:txbxContent>
                           <w:p>
@@ -848,7 +899,7 @@
               <mc:AlternateContent>
                 <mc:Choice Requires="wps">
                   <w:drawing>
-                    <wp:anchor distT="0" distB="0" distL="114300" distR="114300" simplePos="0" relativeHeight="251662336" behindDoc="0" locked="0" layoutInCell="1" allowOverlap="1" wp14:anchorId="3B0240D4" wp14:editId="607DEAD7">
+                    <wp:anchor distT="0" distB="0" distL="114300" distR="114300" simplePos="0" relativeHeight="251662336" behindDoc="0" locked="0" layoutInCell="1" allowOverlap="1" wp14:anchorId="49EB03FB" wp14:editId="5804A207">
                       <wp:simplePos x="0" y="0"/>
                       <wp:positionH relativeFrom="column">
                         <wp:posOffset>491490</wp:posOffset>
@@ -911,7 +962,7 @@
                 </mc:Choice>
                 <mc:Fallback>
                   <w:pict>
-                    <v:shape w14:anchorId="3B0240D4" id="Text Box 34" o:spid="_x0000_s1028" type="#_x0000_t202" style="position:absolute;margin-left:38.7pt;margin-top:4.25pt;width:20.25pt;height:16.5pt;z-index:251662336;visibility:visible;mso-wrap-style:square;mso-width-percent:0;mso-height-percent:0;mso-wrap-distance-left:9pt;mso-wrap-distance-top:0;mso-wrap-distance-right:9pt;mso-wrap-distance-bottom:0;mso-position-horizontal:absolute;mso-position-horizontal-relative:text;mso-position-vertical:absolute;mso-position-vertical-relative:text;mso-width-percent:0;mso-height-percent:0;mso-width-relative:margin;mso-height-relative:margin;v-text-anchor:top" o:gfxdata="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" fillcolor="white [3201]" strokeweight=".5pt">
+                    <v:shape w14:anchorId="49EB03FB" id="Text Box 34" o:spid="_x0000_s1028" type="#_x0000_t202" style="position:absolute;margin-left:38.7pt;margin-top:4.25pt;width:20.25pt;height:16.5pt;z-index:251662336;visibility:visible;mso-wrap-style:square;mso-width-percent:0;mso-height-percent:0;mso-wrap-distance-left:9pt;mso-wrap-distance-top:0;mso-wrap-distance-right:9pt;mso-wrap-distance-bottom:0;mso-position-horizontal:absolute;mso-position-horizontal-relative:text;mso-position-vertical:absolute;mso-position-vertical-relative:text;mso-width-percent:0;mso-height-percent:0;mso-width-relative:margin;mso-height-relative:margin;v-text-anchor:top" o:gfxdata="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" fillcolor="white [3201]" strokeweight=".5pt">
                       <v:textbox>
                         <w:txbxContent>
                           <w:p>
@@ -975,7 +1026,7 @@
               <mc:AlternateContent>
                 <mc:Choice Requires="wps">
                   <w:drawing>
-                    <wp:anchor distT="0" distB="0" distL="114300" distR="114300" simplePos="0" relativeHeight="251664384" behindDoc="0" locked="0" layoutInCell="1" allowOverlap="1" wp14:anchorId="59A73489" wp14:editId="7E976453">
+                    <wp:anchor distT="0" distB="0" distL="114300" distR="114300" simplePos="0" relativeHeight="251664384" behindDoc="0" locked="0" layoutInCell="1" allowOverlap="1" wp14:anchorId="44C8D9B5" wp14:editId="6854D58F">
                       <wp:simplePos x="0" y="0"/>
                       <wp:positionH relativeFrom="column">
                         <wp:posOffset>-6350</wp:posOffset>
@@ -1038,7 +1089,7 @@
                 </mc:Choice>
                 <mc:Fallback>
                   <w:pict>
-                    <v:shape w14:anchorId="59A73489" id="Text Box 36" o:spid="_x0000_s1029" type="#_x0000_t202" style="position:absolute;margin-left:-.5pt;margin-top:.85pt;width:18.75pt;height:27pt;z-index:251664384;visibility:visible;mso-wrap-style:square;mso-width-percent:0;mso-height-percent:0;mso-wrap-distance-left:9pt;mso-wrap-distance-top:0;mso-wrap-distance-right:9pt;mso-wrap-distance-bottom:0;mso-position-horizontal:absolute;mso-position-horizontal-relative:text;mso-position-vertical:absolute;mso-position-vertical-relative:text;mso-width-percent:0;mso-height-percent:0;mso-width-relative:margin;mso-height-relative:margin;v-text-anchor:top" o:gfxdata="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" fillcolor="white [3201]" strokeweight=".5pt">
+                    <v:shape w14:anchorId="44C8D9B5" id="Text Box 36" o:spid="_x0000_s1029" type="#_x0000_t202" style="position:absolute;margin-left:-.5pt;margin-top:.85pt;width:18.75pt;height:27pt;z-index:251664384;visibility:visible;mso-wrap-style:square;mso-width-percent:0;mso-height-percent:0;mso-wrap-distance-left:9pt;mso-wrap-distance-top:0;mso-wrap-distance-right:9pt;mso-wrap-distance-bottom:0;mso-position-horizontal:absolute;mso-position-horizontal-relative:text;mso-position-vertical:absolute;mso-position-vertical-relative:text;mso-width-percent:0;mso-height-percent:0;mso-width-relative:margin;mso-height-relative:margin;v-text-anchor:top" o:gfxdata="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" fillcolor="white [3201]" strokeweight=".5pt">
                       <v:textbox>
                         <w:txbxContent>
                           <w:p>
@@ -1306,7 +1357,7 @@
           <w:sz w:val="26"/>
           <w:szCs w:val="26"/>
         </w:rPr>
-        <w:t>Bộ Công An</w:t>
+        <w:t>Cục trưởng cục cảnh sát quản lý hành chính về trật tự xã hội</w:t>
       </w:r>
     </w:p>
     <w:p>
@@ -1597,7 +1648,7 @@
           <w:szCs w:val="26"/>
           <w:lang w:eastAsia="zh-CN"/>
         </w:rPr>
-        <w:t>congtymtvtienvan@gmail.com</w:t>
+        <w:t>phamvan.edu@gmail.com</w:t>
       </w:r>
     </w:p>
     <w:p>
@@ -2145,8 +2196,9 @@
       </w:r>
       <w:r>
         <w:rPr>
-          <w:rFonts w:ascii="Times New Roman" w:eastAsia="Times New Roman" w:hAnsi="Times New Roman" w:cs="Times New Roman"/>
+          <w:rFonts w:ascii="Times New Roman" w:hAnsi="Times New Roman" w:cs="Times New Roman"/>
           <w:iCs/>
+          <w:color w:val="000000" w:themeColor="text1"/>
           <w:sz w:val="26"/>
           <w:szCs w:val="26"/>
         </w:rPr>
@@ -2154,10 +2206,11 @@
       </w:r>
       <w:r>
         <w:rPr>
-          <w:rFonts w:ascii="Times New Roman" w:eastAsia="Times New Roman" w:hAnsi="Times New Roman" w:cs="Times New Roman"/>
-          <w:iCs/>
-          <w:sz w:val="26"/>
-          <w:szCs w:val="26"/>
+          <w:rFonts w:ascii="Times New Roman" w:hAnsi="Times New Roman" w:cs="Times New Roman"/>
+          <w:color w:val="000000" w:themeColor="text1"/>
+          <w:sz w:val="26"/>
+          <w:szCs w:val="26"/>
+          <w:lang w:val="vi"/>
         </w:rPr>
         <w:t xml:space="preserve"> </w:t>
       </w:r>
@@ -2169,7 +2222,7 @@
           <w:szCs w:val="26"/>
           <w:lang w:val="vi"/>
         </w:rPr>
-        <w:t xml:space="preserve">cho đến khi công việc được hoàn tất./. </w:t>
+        <w:t xml:space="preserve"> cho đến khi công việc được hoàn tất./. </w:t>
       </w:r>
     </w:p>
     <w:p>
@@ -2411,7 +2464,7 @@
       <w:lvlJc w:val="left"/>
     </w:lvl>
   </w:abstractNum>
-  <w:num w:numId="1" w16cid:durableId="1199514433">
+  <w:num w:numId="1" w16cid:durableId="1657219727">
     <w:abstractNumId w:val="0"/>
   </w:num>
 </w:numbering>
